--- a/static/templates/丙級術科模擬_原稿.docx
+++ b/static/templates/丙級術科模擬_原稿.docx
@@ -19,13 +19,13 @@
         <w:br/>
         <w:t>③ 於首頁插入自動目錄</w:t>
         <w:br/>
-        <w:t>④ 加頁首（篇名：智慧型手機與現代生活）</w:t>
+        <w:t>④ 加頁首（篇名：智慧型手機與現代生活，記得也在頁首加你的「學號+姓名」才能通過身分驗證加分題！）</w:t>
         <w:br/>
         <w:t>⑤ 加頁碼（頁尾置中）</w:t>
         <w:br/>
         <w:t>⑥ 依提供的資料建立表格（手機規格演進）</w:t>
         <w:br/>
-        <w:t>⑦ 插入圖片（示意圖，可用 static/img/smartphone_placeholder.jpg）</w:t>
+        <w:t>⑦ 插入圖片（可到課程網站 slide 24 點【🖼️ 下載示意圖】或自行找一張）</w:t>
         <w:br/>
         <w:t>⑧ 健康建議五訣用項目符號清單</w:t>
         <w:br/>
@@ -91,7 +91,7 @@
     </w:p>
     <w:p>
       <w:r>
-        <w:t>學生可透過線上課程、電子書、學習類 App 隨時隨地學習。以 Khan Academy 為例，全球已有超過 1 億名學生受益。查詢資料的效率大幅提升，過去需查閱多本工具書的內容，現在只需幾秒即可獲得答案。</w:t>
+        <w:t>學生可透過線上課程、電子書、學習類 App 隨時隨地學習。以 Khan Academy 為例，全球已有超過 1 億名學生受益。查詢資料的效率大幅提升。</w:t>
       </w:r>
     </w:p>
     <w:p>
@@ -166,7 +166,25 @@
     </w:p>
     <w:p>
       <w:r>
-        <w:t>◆ 圖片：請插入 static/img/smartphone_placeholder.jpg（或任何示意圖）</w:t>
+        <w:rPr>
+          <w:b/>
+        </w:rPr>
+        <w:t>◆ 圖片：請插入一張示意圖</w:t>
+      </w:r>
+    </w:p>
+    <w:p>
+      <w:r>
+        <w:t xml:space="preserve">  方法 1：到課程網站 Ch05 個人實作 slide 24，點【🖼️ 下載示意圖】按鈕存檔，再插入 Word。</w:t>
+      </w:r>
+    </w:p>
+    <w:p>
+      <w:r>
+        <w:t xml:space="preserve">  方法 2：自己找一張相關圖片（例：手機示意圖、科技圖示）插入。</w:t>
+      </w:r>
+    </w:p>
+    <w:p>
+      <w:r>
+        <w:t xml:space="preserve">  方法 3：用 Word「插入 → 圖示 / 線上圖片」功能選一張。</w:t>
       </w:r>
     </w:p>
     <w:p>
